--- a/atelier/atelier_063.docx
+++ b/atelier/atelier_063.docx
@@ -413,7 +413,7 @@
         <w:spacing w:after="120"/>
       </w:pPr>
       <w:r>
-        <w:t xml:space="preserve">Dans la squad, les déploiements ne partent pas tous de la même branche : parfois de main, mais parfois d'une branche de travail (« juste pour tester en prod »), d'une branche de release bricolée, ou d'un correctif posé directement quelque part. Chacun a l'impression de dépanner, mais le résultat collectif est qu'on ne sait plus avec certitude quel code tourne en production. Le sujet de cet atelier est double : faire comprendre en profondeur POURQUOI le déploiement doit systématiquement passer par main, puis configurer immédiatement la restriction dans le .gitlab-ci.yml. On veut que la règle soit comprise avant d'être imposée — sinon elle sera contournée.</w:t>
+        <w:t xml:space="preserve">Dans la squad, les déploiements ne partent pas tous de la même branche : parfois de main, mais parfois d'une branche de travail (« juste pour tester en prod »), d'une branche de release bricolée, ou d'un correctif posé directement quelque part. Chacun a l'impression de dépanner, mais le résultat collectif est qu'on ne sait plus avec certitude quel code tourne en production. Le sujet de cet atelier est double : faire comprendre en profondeur POURQUOI le déploiement doit systématiquement passer par main, puis configurer immédiatement la restriction dans le.gitlab-ci.yml. On veut que la règle soit comprise avant d'être imposée — sinon elle sera contournée.</w:t>
       </w:r>
     </w:p>
     <w:p>
@@ -481,7 +481,7 @@
         </w:numPr>
       </w:pPr>
       <w:r>
-        <w:t xml:space="preserve">C'est la logique du trunk-based : tout le travail converge vers main par des merges petits et fréquents (cf. slicing #55), main est maintenue toujours déployable, et c'est donc d'elle — et d'elle seule — qu'on déploie. Déployer depuis main n'est pas une contrainte arbitraire, c'est la conséquence naturelle d'un flux où main est la référence.</w:t>
+        <w:t xml:space="preserve">C'est la logique du trunk-based : tout le travail converge vers main par des merges petits et fréquents (cf. slicing), main est maintenue toujours déployable, et c'est donc d'elle — et d'elle seule — qu'on déploie. Déployer depuis main n'est pas une contrainte arbitraire, c'est la conséquence naturelle d'un flux où main est la référence.</w:t>
       </w:r>
     </w:p>
     <w:p>
@@ -501,7 +501,7 @@
         </w:numPr>
       </w:pPr>
       <w:r>
-        <w:t xml:space="preserve">Restreindre le job de déploiement à main avec rules : le pipeline ne doit autoriser le déploiement que si la branche est main. Techniquement, c'est la rule qu'on a déjà vue (#53), qu'on généralise ici comme garde-fou systématique.</w:t>
+        <w:t xml:space="preserve">Restreindre le job de déploiement à main avec rules : le pipeline ne doit autoriser le déploiement que si la branche est main. Techniquement, c'est la rule qu'on a déjà vue, qu'on généralise ici comme garde-fou systématique.</w:t>
       </w:r>
     </w:p>
     <w:p>
@@ -525,7 +525,7 @@
         </w:numPr>
       </w:pPr>
       <w:r>
-        <w:t xml:space="preserve">Anticiper les cas légitimes sans les bricoler : il existe de vrais cas particuliers (hotfix, release) — mais ils se traitent par un process propre (objet des #65-66), pas par des déploiements sauvages hors main. On pose d'abord la règle, on formalisera les exceptions ensuite.</w:t>
+        <w:t xml:space="preserve">Anticiper les cas légitimes sans les bricoler : il existe de vrais cas particuliers (hotfix, release) — mais ils se traitent par un process propre (objet des formaliser les exceptions : hotfix et release-66), pas par des déploiements sauvages hors main. On pose d'abord la règle, on formalisera les exceptions ensuite.</w:t>
       </w:r>
     </w:p>
     <w:p>
@@ -604,7 +604,7 @@
                 <w:sz w:val="19"/>
                 <w:szCs w:val="19"/>
               </w:rPr>
-              <w:t xml:space="preserve">  stage: deploy</w:t>
+              <w:t xml:space="preserve"> stage: deploy</w:t>
             </w:r>
           </w:p>
           <w:p>
@@ -617,7 +617,7 @@
                 <w:sz w:val="19"/>
                 <w:szCs w:val="19"/>
               </w:rPr>
-              <w:t xml:space="preserve">  script: - ./deploy.sh</w:t>
+              <w:t xml:space="preserve"> script: -./deploy.sh</w:t>
             </w:r>
           </w:p>
           <w:p>
@@ -630,7 +630,7 @@
                 <w:sz w:val="19"/>
                 <w:szCs w:val="19"/>
               </w:rPr>
-              <w:t xml:space="preserve">  rules:</w:t>
+              <w:t xml:space="preserve"> rules:</w:t>
             </w:r>
           </w:p>
           <w:p>
@@ -643,7 +643,7 @@
                 <w:sz w:val="19"/>
                 <w:szCs w:val="19"/>
               </w:rPr>
-              <w:t xml:space="preserve">    # le déploiement n'est POSSIBLE que depuis main</w:t>
+              <w:t xml:space="preserve"> # le déploiement n'est POSSIBLE que depuis main</w:t>
             </w:r>
           </w:p>
           <w:p>
@@ -656,7 +656,7 @@
                 <w:sz w:val="19"/>
                 <w:szCs w:val="19"/>
               </w:rPr>
-              <w:t xml:space="preserve">    - if: '$CI_COMMIT_BRANCH == "main"'</w:t>
+              <w:t xml:space="preserve"> - if: '$CI_COMMIT_BRANCH == "main"'</w:t>
             </w:r>
           </w:p>
           <w:p>
@@ -669,7 +669,7 @@
                 <w:sz w:val="19"/>
                 <w:szCs w:val="19"/>
               </w:rPr>
-              <w:t xml:space="preserve">  environment:</w:t>
+              <w:t xml:space="preserve"> environment:</w:t>
             </w:r>
           </w:p>
           <w:p>
@@ -682,7 +682,7 @@
                 <w:sz w:val="19"/>
                 <w:szCs w:val="19"/>
               </w:rPr>
-              <w:t xml:space="preserve">    name: production</w:t>
+              <w:t xml:space="preserve"> name: production</w:t>
             </w:r>
           </w:p>
         </w:tc>
@@ -701,7 +701,7 @@
         <w:spacing w:after="120"/>
       </w:pPr>
       <w:r>
-        <w:t xml:space="preserve">À la sortie, la squad comprend en profondeur pourquoi le déploiement doit passer exclusivement par main (source de vérité, code intégré, traçabilité bancaire, danger du « juste cette fois », logique trunk-based), et a configuré la restriction à main dans son .gitlab-ci.yml. Les déploiements sauvages hors main ne sont plus possibles techniquement, et l'équipe adhère à la règle parce qu'elle en a ressenti les risques.</w:t>
+        <w:t xml:space="preserve">À la sortie, la squad comprend en profondeur pourquoi le déploiement doit passer exclusivement par main (source de vérité, code intégré, traçabilité bancaire, danger du « juste cette fois », logique trunk-based), et a configuré la restriction à main dans son.gitlab-ci.yml. Les déploiements sauvages hors main ne sont plus possibles techniquement, et l'équipe adhère à la règle parce qu'elle en a ressenti les risques.</w:t>
       </w:r>
     </w:p>
     <w:p>
@@ -772,7 +772,7 @@
         </w:numPr>
       </w:pPr>
       <w:r>
-        <w:t xml:space="preserve">Zone « Notre config » — la rule à poser dans le .gitlab-ci.yml, et où on la met.</w:t>
+        <w:t xml:space="preserve">Zone « Notre config » — la rule à poser dans le.gitlab-ci.yml, et où on la met.</w:t>
       </w:r>
     </w:p>
     <w:p>
@@ -828,7 +828,7 @@
         </w:numPr>
       </w:pPr>
       <w:r>
-        <w:t xml:space="preserve">(10 min) Configurer en direct — on pose la rule de restriction à main dans le .gitlab-ci.yml réel, on pousse, on vérifie que le déploiement n'est possible que depuis main.</w:t>
+        <w:t xml:space="preserve">(10 min) Configurer en direct — on pose la rule de restriction à main dans le.gitlab-ci.yml réel, on pousse, on vérifie que le déploiement n'est possible que depuis main.</w:t>
       </w:r>
     </w:p>
     <w:p>
@@ -840,7 +840,7 @@
         </w:numPr>
       </w:pPr>
       <w:r>
-        <w:t xml:space="preserve">(5 min) Débrief — on note les cas légitimes (hotfix, release) à traiter proprement plus tard (#65-66), sans bricolage. La règle est en place et comprise.</w:t>
+        <w:t xml:space="preserve">(5 min) Débrief — on note les cas légitimes (hotfix, release) à traiter proprement plus tard, sans bricolage. La règle est en place et comprise.</w:t>
       </w:r>
     </w:p>
     <w:p>
@@ -872,7 +872,7 @@
         </w:numPr>
       </w:pPr>
       <w:r>
-        <w:t xml:space="preserve">La restriction à main configurée dans le .gitlab-ci.yml réel.</w:t>
+        <w:t xml:space="preserve">La restriction à main configurée dans le.gitlab-ci.yml réel.</w:t>
       </w:r>
     </w:p>
     <w:p>
@@ -912,7 +912,7 @@
         <w:spacing w:after="120"/>
       </w:pPr>
       <w:r>
-        <w:t xml:space="preserve">Le déploiement de la squad n'est plus possible que depuis main, techniquement verrouillé dans le pipeline, et l'équipe adhère à la règle parce qu'elle en a ressenti les risques via le pré-mortem. La part de déploiements via main tend vers 100%. La production redevient une source de vérité unique, traçable et reconstituable — un impératif en contexte bancaire. Les cas légitimes restants sont identifiés pour être traités proprement (#65-66), pas bricolés.</w:t>
+        <w:t xml:space="preserve">Le déploiement de la squad n'est plus possible que depuis main, techniquement verrouillé dans le pipeline, et l'équipe adhère à la règle parce qu'elle en a ressenti les risques via le pré-mortem. La part de déploiements via main tend vers 100%. La production redevient une source de vérité unique, traçable et reconstituable — un impératif en contexte bancaire. Les cas légitimes restants sont identifiés pour être traités proprement, pas bricolés.</w:t>
       </w:r>
     </w:p>
     <w:sectPr>
